--- a/tillsyn/A 21025-2025 tillsynsbegäran.docx
+++ b/tillsyn/A 21025-2025 tillsynsbegäran.docx
@@ -231,7 +231,7 @@
     <w:r>
       <w:tab/>
       <w:tab/>
-      <w:t>2025-05-03</w:t>
+      <w:t>2025-05-04</w:t>
       <w:br/>
       <w:br/>
     </w:r>

--- a/tillsyn/A 21025-2025 tillsynsbegäran.docx
+++ b/tillsyn/A 21025-2025 tillsynsbegäran.docx
@@ -231,7 +231,7 @@
     <w:r>
       <w:tab/>
       <w:tab/>
-      <w:t>2025-05-04</w:t>
+      <w:t>2025-05-06</w:t>
       <w:br/>
       <w:br/>
     </w:r>

--- a/tillsyn/A 21025-2025 tillsynsbegäran.docx
+++ b/tillsyn/A 21025-2025 tillsynsbegäran.docx
@@ -231,7 +231,7 @@
     <w:r>
       <w:tab/>
       <w:tab/>
-      <w:t>2025-05-06</w:t>
+      <w:t>2025-05-07</w:t>
       <w:br/>
       <w:br/>
     </w:r>

--- a/tillsyn/A 21025-2025 tillsynsbegäran.docx
+++ b/tillsyn/A 21025-2025 tillsynsbegäran.docx
@@ -231,7 +231,7 @@
     <w:r>
       <w:tab/>
       <w:tab/>
-      <w:t>2025-05-07</w:t>
+      <w:t>2025-05-08</w:t>
       <w:br/>
       <w:br/>
     </w:r>

--- a/tillsyn/A 21025-2025 tillsynsbegäran.docx
+++ b/tillsyn/A 21025-2025 tillsynsbegäran.docx
@@ -231,7 +231,7 @@
     <w:r>
       <w:tab/>
       <w:tab/>
-      <w:t>2025-05-08</w:t>
+      <w:t>2025-05-09</w:t>
       <w:br/>
       <w:br/>
     </w:r>

--- a/tillsyn/A 21025-2025 tillsynsbegäran.docx
+++ b/tillsyn/A 21025-2025 tillsynsbegäran.docx
@@ -231,7 +231,7 @@
     <w:r>
       <w:tab/>
       <w:tab/>
-      <w:t>2025-05-09</w:t>
+      <w:t>2025-05-10</w:t>
       <w:br/>
       <w:br/>
     </w:r>

--- a/tillsyn/A 21025-2025 tillsynsbegäran.docx
+++ b/tillsyn/A 21025-2025 tillsynsbegäran.docx
@@ -231,7 +231,7 @@
     <w:r>
       <w:tab/>
       <w:tab/>
-      <w:t>2025-05-10</w:t>
+      <w:t>2025-05-11</w:t>
       <w:br/>
       <w:br/>
     </w:r>

--- a/tillsyn/A 21025-2025 tillsynsbegäran.docx
+++ b/tillsyn/A 21025-2025 tillsynsbegäran.docx
@@ -231,7 +231,7 @@
     <w:r>
       <w:tab/>
       <w:tab/>
-      <w:t>2025-05-11</w:t>
+      <w:t>2025-05-12</w:t>
       <w:br/>
       <w:br/>
     </w:r>

--- a/tillsyn/A 21025-2025 tillsynsbegäran.docx
+++ b/tillsyn/A 21025-2025 tillsynsbegäran.docx
@@ -231,7 +231,7 @@
     <w:r>
       <w:tab/>
       <w:tab/>
-      <w:t>2025-05-12</w:t>
+      <w:t>2025-05-13</w:t>
       <w:br/>
       <w:br/>
     </w:r>

--- a/tillsyn/A 21025-2025 tillsynsbegäran.docx
+++ b/tillsyn/A 21025-2025 tillsynsbegäran.docx
@@ -231,7 +231,7 @@
     <w:r>
       <w:tab/>
       <w:tab/>
-      <w:t>2025-05-13</w:t>
+      <w:t>2025-05-14</w:t>
       <w:br/>
       <w:br/>
     </w:r>

--- a/tillsyn/A 21025-2025 tillsynsbegäran.docx
+++ b/tillsyn/A 21025-2025 tillsynsbegäran.docx
@@ -231,7 +231,7 @@
     <w:r>
       <w:tab/>
       <w:tab/>
-      <w:t>2025-05-14</w:t>
+      <w:t>2025-05-15</w:t>
       <w:br/>
       <w:br/>
     </w:r>

--- a/tillsyn/A 21025-2025 tillsynsbegäran.docx
+++ b/tillsyn/A 21025-2025 tillsynsbegäran.docx
@@ -231,7 +231,7 @@
     <w:r>
       <w:tab/>
       <w:tab/>
-      <w:t>2025-05-15</w:t>
+      <w:t>2025-05-16</w:t>
       <w:br/>
       <w:br/>
     </w:r>

--- a/tillsyn/A 21025-2025 tillsynsbegäran.docx
+++ b/tillsyn/A 21025-2025 tillsynsbegäran.docx
@@ -231,7 +231,7 @@
     <w:r>
       <w:tab/>
       <w:tab/>
-      <w:t>2025-05-16</w:t>
+      <w:t>2025-05-17</w:t>
       <w:br/>
       <w:br/>
     </w:r>

--- a/tillsyn/A 21025-2025 tillsynsbegäran.docx
+++ b/tillsyn/A 21025-2025 tillsynsbegäran.docx
@@ -231,7 +231,7 @@
     <w:r>
       <w:tab/>
       <w:tab/>
-      <w:t>2025-05-17</w:t>
+      <w:t>2025-05-18</w:t>
       <w:br/>
       <w:br/>
     </w:r>

--- a/tillsyn/A 21025-2025 tillsynsbegäran.docx
+++ b/tillsyn/A 21025-2025 tillsynsbegäran.docx
@@ -231,7 +231,7 @@
     <w:r>
       <w:tab/>
       <w:tab/>
-      <w:t>2025-05-18</w:t>
+      <w:t>2025-05-19</w:t>
       <w:br/>
       <w:br/>
     </w:r>
